--- a/worksheets/Lab07-Worksheet.docx
+++ b/worksheets/Lab07-Worksheet.docx
@@ -24,7 +24,7 @@
           <w:color w:val="1A3C6E"/>
           <w:sz w:val="32"/>
         </w:rPr>
-        <w:t>Lab 07 — Develop an AI agent</w:t>
+        <w:t>Lab 07 — Use a custom function in an AI agent</w:t>
       </w:r>
     </w:p>
     <w:p>
@@ -36,7 +36,7 @@
           <w:color w:val="888888"/>
           <w:sz w:val="20"/>
         </w:rPr>
-        <w:t>Week 4  |  Required</w:t>
+        <w:t>Week 3  |  Required</w:t>
       </w:r>
     </w:p>
     <w:p/>
@@ -117,7 +117,7 @@
     </w:p>
     <w:p>
       <w:r>
-        <w:t>In this lab, you created a Microsoft Foundry project and deployed a gpt-4.1 model. You then built a Python client application in Cloud Shell that uses the Azure AI Agent Service to create a data analysis agent with the Code Interpreter tool. The agent analyzed data from a text file, calculated statistics, and created text-based visualizations.</w:t>
+        <w:t>In this lab, you extended a Microsoft Foundry Agent Service agent with three custom function tools — next_visible_event, calculate_observation_cost, and generate_observation_report — by registering Python functions as FunctionTool objects, handling the agent's tool-call loop to execute each function and return results, and observing the agent compose a fully costed observation report saved as a text file.</w:t>
       </w:r>
     </w:p>
     <w:p/>
@@ -145,12 +145,12 @@
           <w:b/>
           <w:sz w:val="22"/>
         </w:rPr>
-        <w:t>Screenshot 1 — Cloud Shell Configuration</w:t>
+        <w:t>Screenshot 1 — VS Code Functions Python</w:t>
       </w:r>
     </w:p>
     <w:p>
       <w:r>
-        <w:t>After cloning the repo and navigating to the agent code folder in Cloud Shell, capture the .env file open in the code editor showing the project endpoint and model deployment name configured.</w:t>
+        <w:t>VS Code editor showing functions.py open with the next_visible_event function definition, its docstring describing it as an astronomical-event lookup, and the sample event data dictionary that the function queries to return a JSON payload with event name, type, and visibility locations.</w:t>
       </w:r>
     </w:p>
     <w:tbl>
@@ -193,12 +193,12 @@
           <w:b/>
           <w:sz w:val="22"/>
         </w:rPr>
-        <w:t>Screenshot 2 — Agent Data Analysis</w:t>
+        <w:t>Screenshot 2 — Agent Tool Call Loop Terminal</w:t>
       </w:r>
     </w:p>
     <w:p>
       <w:r>
-        <w:t>After running 'python agent.py' and entering a prompt like 'What's the category with the highest cost?', capture the terminal showing the agent's analysis response using the data from data.txt.</w:t>
+        <w:t>VS Code integrated terminal output after running agent.py, displaying the agent's tool-call sequence: a function call to next_visible_event with a location argument, the returned JSON result, a follow-up call to calculate_observation_cost, and the agent's final composed answer stating the event name, date, and total cost.</w:t>
       </w:r>
     </w:p>
     <w:tbl>
@@ -241,12 +241,12 @@
           <w:b/>
           <w:sz w:val="22"/>
         </w:rPr>
-        <w:t>Screenshot 3 — Agent Visualization</w:t>
+        <w:t>Screenshot 3 — Report File Output</w:t>
       </w:r>
     </w:p>
     <w:p>
       <w:r>
-        <w:t>Enter a prompt requesting a visualization, such as 'Create a text-based bar chart showing cost by category'. Capture the terminal showing the agent's generated chart or statistical output.</w:t>
+        <w:t>File Explorer or terminal listing showing the generated report-conjunction.txt (or similar event-type filename) in the working directory, confirming the generate_observation_report function ran successfully and persisted the formatted observation report to disk.</w:t>
       </w:r>
     </w:p>
     <w:tbl>
@@ -299,7 +299,7 @@
           <w:b/>
           <w:sz w:val="22"/>
         </w:rPr>
-        <w:t>1. The agent uses the Code Interpreter tool to run Python code dynamically. How does this differ from a model simply generating text-based answers about the data? What types of analysis does the Code Interpreter enable that text generation alone cannot?</w:t>
+        <w:t>1. The agent determined on its own which functions to call and in what order to answer the user's question. What mechanism in the Foundry Agents API enables this behavior, and how does the function schema (name, description, parameters) influence the model's decision?</w:t>
       </w:r>
     </w:p>
     <w:p>
@@ -320,7 +320,7 @@
           <w:b/>
           <w:sz w:val="22"/>
         </w:rPr>
-        <w:t>2. The agent thread maintains conversation history. How did this stateful behavior affect the quality of follow-up questions and responses during your session?</w:t>
+        <w:t>2. Each custom function in this lab returned a JSON string rather than a plain text string. Why is a structured JSON return format important when feeding results back into an agent's tool-call loop?</w:t>
       </w:r>
     </w:p>
     <w:p>
@@ -341,7 +341,7 @@
           <w:b/>
           <w:sz w:val="22"/>
         </w:rPr>
-        <w:t>3. The code creates and then deletes the agent and thread when finished. Why is this cleanup important, and what might happen in a production application if agents and threads were not properly managed?</w:t>
+        <w:t>3. In the lab the agent deleted itself at the end of the script. What are the practical reasons for programmatically cleaning up agent and thread resources after a session rather than leaving them active?</w:t>
       </w:r>
     </w:p>
     <w:p>
